--- a/zhs/docx/04.09.content.docx
+++ b/zhs/docx/04.09.content.docx
@@ -1313,6 +1313,13 @@
       </w:r>
       <w:r>
         <w:rPr>
+          <w:i/>
+          <w:lang w:val="zh_CN" w:bidi="zh_CN"/>
+        </w:rPr>
+        <w:t>[image: 蛇]</w:t>
+      </w:r>
+      <w:r>
+        <w:rPr>
           <w:lang w:val="zh_CN" w:bidi="zh_CN"/>
         </w:rPr>
         <w:t>蛇 (© Doron Horovitz, Israel Government Press Office (IGPO))</w:t>
@@ -1337,10 +1344,180 @@
       </w:r>
     </w:p>
     <w:p>
+      <w:pPr/>
+      <w:r>
+        <w:rPr>
+          <w:lang w:val="zh_CN" w:bidi="zh_CN"/>
+        </w:rPr>
+      </w:r>
+      <w:r>
+        <w:rPr>
+          <w:lang w:val="zh_CN" w:bidi="zh_CN"/>
+        </w:rPr>
+        <w:t>这里的希伯来文和希腊文是通称，包含所有蛇类。在</w:t>
+      </w:r>
+      <w:hyperlink r:id="rId35">
+        <w:r>
+          <w:rPr>
+            <w:lang w:val="zh_CN" w:bidi="zh_CN"/>
+          </w:rPr>
+          <w:rPr>
+            <w:color w:val="0000EE"/>
+            <w:u w:val="single"/>
+          </w:rPr>
+          <w:t>ISA 27:1</w:t>
+        </w:r>
+      </w:hyperlink>
+      <w:r>
+        <w:rPr>
+          <w:lang w:val="zh_CN" w:bidi="zh_CN"/>
+        </w:rPr>
+        <w:t xml:space="preserve"> ，有些学者把 </w:t>
+      </w:r>
+      <w:r>
+        <w:rPr>
+          <w:i/>
+          <w:lang w:val="zh_CN" w:bidi="zh_CN"/>
+        </w:rPr>
+        <w:t>nachash</w:t>
+      </w:r>
+      <w:r>
+        <w:rPr>
+          <w:lang w:val="zh_CN" w:bidi="zh_CN"/>
+        </w:rPr>
+        <w:t xml:space="preserve"> 解释为"爬行动物"或"龙"，而不是"蛇"。</w:t>
+      </w:r>
+      <w:r>
+        <w:rPr>
+          <w:lang w:val="zh_CN" w:bidi="zh_CN"/>
+        </w:rPr>
+        <w:t>NAB</w:t>
+      </w:r>
+      <w:r>
+        <w:rPr>
+          <w:lang w:val="zh_CN" w:bidi="zh_CN"/>
+        </w:rPr>
+        <w:t xml:space="preserve"> 在</w:t>
+      </w:r>
+      <w:hyperlink r:id="rId38">
+        <w:r>
+          <w:rPr>
+            <w:lang w:val="zh_CN" w:bidi="zh_CN"/>
+          </w:rPr>
+          <w:rPr>
+            <w:color w:val="0000EE"/>
+            <w:u w:val="single"/>
+          </w:rPr>
+          <w:t>JER 46:22</w:t>
+        </w:r>
+      </w:hyperlink>
+      <w:r>
+        <w:rPr>
+          <w:lang w:val="zh_CN" w:bidi="zh_CN"/>
+        </w:rPr>
+        <w:t xml:space="preserve"> 也作此解释。</w:t>
+      </w:r>
+    </w:p>
+    <w:p>
+      <w:pPr/>
+      <w:r>
+        <w:rPr>
+          <w:lang w:val="zh_CN" w:bidi="zh_CN"/>
+        </w:rPr>
+      </w:r>
+      <w:r>
+        <w:rPr>
+          <w:lang w:val="zh_CN" w:bidi="zh_CN"/>
+        </w:rPr>
+        <w:t>在19世纪，卡农•特里斯特拉姆（Canon Tristram）的报告中提到，他从阿拉伯人那里听闻，如果挤压蛇颈部的某些神经，特别是眼镜蛇，蛇就可能会丧失知觉，出现僵硬的痉挛。据说在这种状态下，蛇会变得像棍子一样。有些古老的图画似乎描绘了这个场景。特里斯特拉姆接着说，他个人并没有观察到这种现象。然而，近年来这种技术已经出现在电影中。这个现象可能与《出埃及记》记述人把杖变成蛇、又把蛇变成杖的故事有关。</w:t>
+      </w:r>
+    </w:p>
+    <w:p>
+      <w:pPr/>
+      <w:r>
+        <w:rPr>
+          <w:lang w:val="zh_CN" w:bidi="zh_CN"/>
+        </w:rPr>
+      </w:r>
+      <w:r>
+        <w:rPr>
+          <w:lang w:val="zh_CN" w:bidi="zh_CN"/>
+        </w:rPr>
+        <w:t>另参</w:t>
+      </w:r>
+      <w:hyperlink r:id="rId67">
+        <w:r>
+          <w:rPr>
+            <w:lang w:val="zh_CN" w:bidi="zh_CN"/>
+          </w:rPr>
+          <w:rPr>
+            <w:color w:val="0000EE"/>
+            <w:u w:val="single"/>
+          </w:rPr>
+          <w:t>4.4 眼镜蛇 (cobra)</w:t>
+        </w:r>
+      </w:hyperlink>
+      <w:r>
+        <w:rPr>
+          <w:lang w:val="zh_CN" w:bidi="zh_CN"/>
+        </w:rPr>
+        <w:t xml:space="preserve"> 和</w:t>
+      </w:r>
+      <w:hyperlink r:id="rId68">
+        <w:r>
+          <w:rPr>
+            <w:lang w:val="zh_CN" w:bidi="zh_CN"/>
+          </w:rPr>
+          <w:rPr>
+            <w:color w:val="0000EE"/>
+            <w:u w:val="single"/>
+          </w:rPr>
+          <w:t>4.10 蝰蛇 (viper)</w:t>
+        </w:r>
+      </w:hyperlink>
+      <w:r>
+        <w:rPr>
+          <w:lang w:val="zh_CN" w:bidi="zh_CN"/>
+        </w:rPr>
+        <w:t xml:space="preserve"> 。</w:t>
+      </w:r>
+    </w:p>
+    <w:p>
+      <w:pPr>
+        <w:pStyle w:val="Heading2"/>
+      </w:pPr>
+      <w:r>
+        <w:rPr>
+          <w:lang w:val="zh_CN" w:bidi="zh_CN"/>
+        </w:rPr>
+        <w:t>描述</w:t>
+      </w:r>
+    </w:p>
+    <w:p>
+      <w:pPr/>
+      <w:r>
+        <w:rPr>
+          <w:lang w:val="zh_CN" w:bidi="zh_CN"/>
+        </w:rPr>
+      </w:r>
+      <w:r>
+        <w:rPr>
+          <w:lang w:val="zh_CN" w:bidi="zh_CN"/>
+        </w:rPr>
+        <w:t>沙漠岩蛇 (H. B. Tristram)</w:t>
+      </w:r>
+      <w:r>
+        <w:rPr>
+          <w:lang w:val="zh_CN" w:bidi="zh_CN"/>
+        </w:rPr>
+        <w:t>蛇是爬行动物，也就是说，蛇没有控制血液温度的内在机制，必须依靠太阳来调节。蛇没有腿，因此要通过收缩皮肤同时移动肋骨，使身上的鳞片钩住地面任何不规则的地方，才能蠕动或滑动前行。这种移动方式不是很明显，因此在许多人看来，蛇的移动似乎很神奇，或者至少很神秘。另外，许多蛇都有毒，所以很多人，包括圣经时期的人，都对蛇有一种迷信般的恐惧。</w:t>
+      </w:r>
+    </w:p>
+    <w:p>
       <w:r>
         <w:drawing>
           <wp:inline xmlns:a="http://schemas.openxmlformats.org/drawingml/2006/main" xmlns:pic="http://schemas.openxmlformats.org/drawingml/2006/picture">
-            <wp:extent cx="6096000" cy="4064000"/>
+            <wp:extent cx="6096000" cy="3221182"/>
             <wp:docPr id="1" name="Picture 1"/>
             <wp:cNvGraphicFramePr>
               <a:graphicFrameLocks noChangeAspect="1"/>
@@ -1353,7 +1530,7 @@
                     <pic:cNvPicPr/>
                   </pic:nvPicPr>
                   <pic:blipFill>
-                    <a:blip r:embed="rId67"/>
+                    <a:blip r:embed="rId69"/>
                     <a:stretch>
                       <a:fillRect/>
                     </a:stretch>
@@ -1361,7 +1538,7 @@
                   <pic:spPr>
                     <a:xfrm>
                       <a:off x="0" y="0"/>
-                      <a:ext cx="6096000" cy="4064000"/>
+                      <a:ext cx="6096000" cy="3221182"/>
                     </a:xfrm>
                     <a:prstGeom prst="rect"/>
                   </pic:spPr>
@@ -1373,78 +1550,14 @@
       </w:r>
     </w:p>
     <w:p>
-      <w:pPr/>
-      <w:r>
-        <w:rPr>
-          <w:lang w:val="zh_CN" w:bidi="zh_CN"/>
-        </w:rPr>
-      </w:r>
-      <w:r>
-        <w:rPr>
-          <w:lang w:val="zh_CN" w:bidi="zh_CN"/>
-        </w:rPr>
-        <w:t>这里的希伯来文和希腊文是通称，包含所有蛇类。在</w:t>
-      </w:r>
-      <w:hyperlink r:id="rId35">
-        <w:r>
-          <w:rPr>
-            <w:lang w:val="zh_CN" w:bidi="zh_CN"/>
-          </w:rPr>
-          <w:rPr>
-            <w:color w:val="0000EE"/>
-            <w:u w:val="single"/>
-          </w:rPr>
-          <w:t>ISA 27:1</w:t>
-        </w:r>
-      </w:hyperlink>
-      <w:r>
-        <w:rPr>
-          <w:lang w:val="zh_CN" w:bidi="zh_CN"/>
-        </w:rPr>
-        <w:t xml:space="preserve"> ，有些学者把 </w:t>
-      </w:r>
-      <w:r>
-        <w:rPr>
-          <w:i/>
-          <w:lang w:val="zh_CN" w:bidi="zh_CN"/>
-        </w:rPr>
-        <w:t>nachash</w:t>
-      </w:r>
-      <w:r>
-        <w:rPr>
-          <w:lang w:val="zh_CN" w:bidi="zh_CN"/>
-        </w:rPr>
-        <w:t xml:space="preserve"> 解释为"爬行动物"或"龙"，而不是"蛇"。</w:t>
-      </w:r>
-      <w:r>
-        <w:rPr>
-          <w:lang w:val="zh_CN" w:bidi="zh_CN"/>
-        </w:rPr>
-        <w:t>NAB</w:t>
-      </w:r>
-      <w:r>
-        <w:rPr>
-          <w:lang w:val="zh_CN" w:bidi="zh_CN"/>
-        </w:rPr>
-        <w:t xml:space="preserve"> 在</w:t>
-      </w:r>
-      <w:hyperlink r:id="rId38">
-        <w:r>
-          <w:rPr>
-            <w:lang w:val="zh_CN" w:bidi="zh_CN"/>
-          </w:rPr>
-          <w:rPr>
-            <w:color w:val="0000EE"/>
-            <w:u w:val="single"/>
-          </w:rPr>
-          <w:t>JER 46:22</w:t>
-        </w:r>
-      </w:hyperlink>
-      <w:r>
-        <w:rPr>
-          <w:lang w:val="zh_CN" w:bidi="zh_CN"/>
-        </w:rPr>
-        <w:t xml:space="preserve"> 也作此解释。</w:t>
+      <w:pPr>
+        <w:pStyle w:val="Heading2"/>
+      </w:pPr>
+      <w:r>
+        <w:rPr>
+          <w:lang w:val="zh_CN" w:bidi="zh_CN"/>
+        </w:rPr>
+        <w:t>特殊意义或象征意义</w:t>
       </w:r>
     </w:p>
     <w:p>
@@ -1458,7 +1571,25 @@
         <w:rPr>
           <w:lang w:val="zh_CN" w:bidi="zh_CN"/>
         </w:rPr>
-        <w:t>在19世纪，卡农•特里斯特拉姆（Canon Tristram）的报告中提到，他从阿拉伯人那里听闻，如果挤压蛇颈部的某些神经，特别是眼镜蛇，蛇就可能会丧失知觉，出现僵硬的痉挛。据说在这种状态下，蛇会变得像棍子一样。有些古老的图画似乎描绘了这个场景。特里斯特拉姆接着说，他个人并没有观察到这种现象。然而，近年来这种技术已经出现在电影中。这个现象可能与《出埃及记》记述人把杖变成蛇、又把蛇变成杖的故事有关。</w:t>
+        <w:t>对圣经作者来说，蛇象征潜伏着的、意料之外的危险。他们相信蛇的舌头有毒，所以把蛇和谎言、欺骗、错谬的教导联系在一起，作为魔鬼的一个缩影。在</w:t>
+      </w:r>
+      <w:hyperlink r:id="rId60">
+        <w:r>
+          <w:rPr>
+            <w:lang w:val="zh_CN" w:bidi="zh_CN"/>
+          </w:rPr>
+          <w:rPr>
+            <w:color w:val="0000EE"/>
+            <w:u w:val="single"/>
+          </w:rPr>
+          <w:t>REV 12:9</w:t>
+        </w:r>
+      </w:hyperlink>
+      <w:r>
+        <w:rPr>
+          <w:lang w:val="zh_CN" w:bidi="zh_CN"/>
+        </w:rPr>
+        <w:t xml:space="preserve"> ，魔鬼被描述为一条迷惑人的蛇。</w:t>
       </w:r>
     </w:p>
     <w:p>
@@ -1472,54 +1603,7 @@
         <w:rPr>
           <w:lang w:val="zh_CN" w:bidi="zh_CN"/>
         </w:rPr>
-        <w:t>另参</w:t>
-      </w:r>
-      <w:hyperlink r:id="rId68">
-        <w:r>
-          <w:rPr>
-            <w:lang w:val="zh_CN" w:bidi="zh_CN"/>
-          </w:rPr>
-          <w:rPr>
-            <w:color w:val="0000EE"/>
-            <w:u w:val="single"/>
-          </w:rPr>
-          <w:t>4.4 眼镜蛇 (cobra)</w:t>
-        </w:r>
-      </w:hyperlink>
-      <w:r>
-        <w:rPr>
-          <w:lang w:val="zh_CN" w:bidi="zh_CN"/>
-        </w:rPr>
-        <w:t xml:space="preserve"> 和</w:t>
-      </w:r>
-      <w:hyperlink r:id="rId69">
-        <w:r>
-          <w:rPr>
-            <w:lang w:val="zh_CN" w:bidi="zh_CN"/>
-          </w:rPr>
-          <w:rPr>
-            <w:color w:val="0000EE"/>
-            <w:u w:val="single"/>
-          </w:rPr>
-          <w:t>4.10 蝰蛇 (viper)</w:t>
-        </w:r>
-      </w:hyperlink>
-      <w:r>
-        <w:rPr>
-          <w:lang w:val="zh_CN" w:bidi="zh_CN"/>
-        </w:rPr>
-        <w:t xml:space="preserve"> 。</w:t>
-      </w:r>
-    </w:p>
-    <w:p>
-      <w:pPr>
-        <w:pStyle w:val="Heading2"/>
-      </w:pPr>
-      <w:r>
-        <w:rPr>
-          <w:lang w:val="zh_CN" w:bidi="zh_CN"/>
-        </w:rPr>
-        <w:t>描述</w:t>
+        <w:t>此外，由于眼镜蛇象征埃及主要的女神明之一，所以蛇也有异教的含意。对埃及人来说，蛇象征着长寿。在圣经的某些语境中，蛇是埃及的象征。</w:t>
       </w:r>
     </w:p>
     <w:p>
@@ -1533,52 +1617,10 @@
         <w:rPr>
           <w:lang w:val="zh_CN" w:bidi="zh_CN"/>
         </w:rPr>
-        <w:t>沙漠岩蛇 (H. B. Tristram)</w:t>
-      </w:r>
-      <w:r>
-        <w:rPr>
-          <w:lang w:val="zh_CN" w:bidi="zh_CN"/>
-        </w:rPr>
-        <w:t>蛇是爬行动物，也就是说，蛇没有控制血液温度的内在机制，必须依靠太阳来调节。蛇没有腿，因此要通过收缩皮肤同时移动肋骨，使身上的鳞片钩住地面任何不规则的地方，才能蠕动或滑动前行。这种移动方式不是很明显，因此在许多人看来，蛇的移动似乎很神奇，或者至少很神秘。另外，许多蛇都有毒，所以很多人，包括圣经时期的人，都对蛇有一种迷信般的恐惧。</w:t>
+        <w:t>在新约中，除了上文所述之外，蛇也象征着狡诈。</w:t>
       </w:r>
     </w:p>
     <w:p>
-      <w:r>
-        <w:drawing>
-          <wp:inline xmlns:a="http://schemas.openxmlformats.org/drawingml/2006/main" xmlns:pic="http://schemas.openxmlformats.org/drawingml/2006/picture">
-            <wp:extent cx="1995054" cy="1054205"/>
-            <wp:docPr id="2" name="Picture 2"/>
-            <wp:cNvGraphicFramePr>
-              <a:graphicFrameLocks noChangeAspect="1"/>
-            </wp:cNvGraphicFramePr>
-            <a:graphic>
-              <a:graphicData uri="http://schemas.openxmlformats.org/drawingml/2006/picture">
-                <pic:pic>
-                  <pic:nvPicPr>
-                    <pic:cNvPr id="0" name="image.jpg"/>
-                    <pic:cNvPicPr/>
-                  </pic:nvPicPr>
-                  <pic:blipFill>
-                    <a:blip r:embed="rId70"/>
-                    <a:stretch>
-                      <a:fillRect/>
-                    </a:stretch>
-                  </pic:blipFill>
-                  <pic:spPr>
-                    <a:xfrm>
-                      <a:off x="0" y="0"/>
-                      <a:ext cx="1995054" cy="1054205"/>
-                    </a:xfrm>
-                    <a:prstGeom prst="rect"/>
-                  </pic:spPr>
-                </pic:pic>
-              </a:graphicData>
-            </a:graphic>
-          </wp:inline>
-        </w:drawing>
-      </w:r>
-    </w:p>
-    <w:p>
       <w:pPr>
         <w:pStyle w:val="Heading2"/>
       </w:pPr>
@@ -1586,7 +1628,7 @@
         <w:rPr>
           <w:lang w:val="zh_CN" w:bidi="zh_CN"/>
         </w:rPr>
-        <w:t>特殊意义或象征意义</w:t>
+        <w:t>翻译</w:t>
       </w:r>
     </w:p>
     <w:p>
@@ -1600,25 +1642,7 @@
         <w:rPr>
           <w:lang w:val="zh_CN" w:bidi="zh_CN"/>
         </w:rPr>
-        <w:t>对圣经作者来说，蛇象征潜伏着的、意料之外的危险。他们相信蛇的舌头有毒，所以把蛇和谎言、欺骗、错谬的教导联系在一起，作为魔鬼的一个缩影。在</w:t>
-      </w:r>
-      <w:hyperlink r:id="rId60">
-        <w:r>
-          <w:rPr>
-            <w:lang w:val="zh_CN" w:bidi="zh_CN"/>
-          </w:rPr>
-          <w:rPr>
-            <w:color w:val="0000EE"/>
-            <w:u w:val="single"/>
-          </w:rPr>
-          <w:t>REV 12:9</w:t>
-        </w:r>
-      </w:hyperlink>
-      <w:r>
-        <w:rPr>
-          <w:lang w:val="zh_CN" w:bidi="zh_CN"/>
-        </w:rPr>
-        <w:t xml:space="preserve"> ，魔鬼被描述为一条迷惑人的蛇。</w:t>
+        <w:t>蛇遍布世界各地，除了北半球和南半球的极地以外，因为那里漫长而寒冷的冬天不适合蛇生存。在大多数语言中，蛇的总称并不难找到。某些语言有两个蛇的总称：一个指蝮蛇／蝰蛇这一类，另一个指较长、较细的蛇，包括眼镜蛇、曼巴蛇、巨蟒和红尾蟒等。在大多数一般语境中，第二个总称更加可取。</w:t>
       </w:r>
     </w:p>
     <w:p>
@@ -1632,7 +1656,7 @@
         <w:rPr>
           <w:lang w:val="zh_CN" w:bidi="zh_CN"/>
         </w:rPr>
-        <w:t>此外，由于眼镜蛇象征埃及主要的女神明之一，所以蛇也有异教的含意。对埃及人来说，蛇象征着长寿。在圣经的某些语境中，蛇是埃及的象征。</w:t>
+        <w:t>"火蛇"应该解作人被蛇咬伤之后的感觉，而不是指蛇的外表，因此可以译成"像火一样烧灼人的蛇"。</w:t>
       </w:r>
     </w:p>
     <w:p>
@@ -1642,22 +1666,23 @@
           <w:lang w:val="zh_CN" w:bidi="zh_CN"/>
         </w:rPr>
       </w:r>
-      <w:r>
-        <w:rPr>
-          <w:lang w:val="zh_CN" w:bidi="zh_CN"/>
-        </w:rPr>
-        <w:t>在新约中，除了上文所述之外，蛇也象征着狡诈。</w:t>
-      </w:r>
-    </w:p>
-    <w:p>
-      <w:pPr>
-        <w:pStyle w:val="Heading2"/>
-      </w:pPr>
-      <w:r>
-        <w:rPr>
-          <w:lang w:val="zh_CN" w:bidi="zh_CN"/>
-        </w:rPr>
-        <w:t>翻译</w:t>
+      <w:hyperlink r:id="rId38">
+        <w:r>
+          <w:rPr>
+            <w:lang w:val="zh_CN" w:bidi="zh_CN"/>
+          </w:rPr>
+          <w:rPr>
+            <w:color w:val="0000EE"/>
+            <w:u w:val="single"/>
+          </w:rPr>
+          <w:t>JER 46:22</w:t>
+        </w:r>
+      </w:hyperlink>
+      <w:r>
+        <w:rPr>
+          <w:lang w:val="zh_CN" w:bidi="zh_CN"/>
+        </w:rPr>
+        <w:t xml:space="preserve"> 的意思是："她（埃及）将像一条后退的蛇那样发出嘶嘶声。"</w:t>
       </w:r>
     </w:p>
     <w:p>
@@ -1667,11 +1692,23 @@
           <w:lang w:val="zh_CN" w:bidi="zh_CN"/>
         </w:rPr>
       </w:r>
-      <w:r>
-        <w:rPr>
-          <w:lang w:val="zh_CN" w:bidi="zh_CN"/>
-        </w:rPr>
-        <w:t>蛇遍布世界各地，除了北半球和南半球的极地以外，因为那里漫长而寒冷的冬天不适合蛇生存。在大多数语言中，蛇的总称并不难找到。某些语言有两个蛇的总称：一个指蝮蛇／蝰蛇这一类，另一个指较长、较细的蛇，包括眼镜蛇、曼巴蛇、巨蟒和红尾蟒等。在大多数一般语境中，第二个总称更加可取。</w:t>
+      <w:hyperlink r:id="rId33">
+        <w:r>
+          <w:rPr>
+            <w:lang w:val="zh_CN" w:bidi="zh_CN"/>
+          </w:rPr>
+          <w:rPr>
+            <w:color w:val="0000EE"/>
+            <w:u w:val="single"/>
+          </w:rPr>
+          <w:t>ECC 10:11</w:t>
+        </w:r>
+      </w:hyperlink>
+      <w:r>
+        <w:rPr>
+          <w:lang w:val="zh_CN" w:bidi="zh_CN"/>
+        </w:rPr>
+        <w:t xml:space="preserve"> 的意思是："尚未行法术，蛇若咬人，行法术的人就得不到什么好处了。"</w:t>
       </w:r>
     </w:p>
     <w:p>
@@ -1685,7 +1722,98 @@
         <w:rPr>
           <w:lang w:val="zh_CN" w:bidi="zh_CN"/>
         </w:rPr>
-        <w:t>"火蛇"应该解作人被蛇咬伤之后的感觉，而不是指蛇的外表，因此可以译成"像火一样烧灼人的蛇"。</w:t>
+        <w:t>在大多数情况下，</w:t>
+      </w:r>
+      <w:r>
+        <w:rPr>
+          <w:i/>
+          <w:lang w:val="zh_CN" w:bidi="zh_CN"/>
+        </w:rPr>
+        <w:t>tanin</w:t>
+      </w:r>
+      <w:r>
+        <w:rPr>
+          <w:lang w:val="zh_CN" w:bidi="zh_CN"/>
+        </w:rPr>
+        <w:t xml:space="preserve"> 在</w:t>
+      </w:r>
+      <w:r>
+        <w:rPr>
+          <w:lang w:val="zh_CN" w:bidi="zh_CN"/>
+        </w:rPr>
+        <w:t>KJV</w:t>
+      </w:r>
+      <w:r>
+        <w:rPr>
+          <w:lang w:val="zh_CN" w:bidi="zh_CN"/>
+        </w:rPr>
+        <w:t xml:space="preserve"> 和</w:t>
+      </w:r>
+      <w:r>
+        <w:rPr>
+          <w:lang w:val="zh_CN" w:bidi="zh_CN"/>
+        </w:rPr>
+        <w:t>RSV</w:t>
+      </w:r>
+      <w:r>
+        <w:rPr>
+          <w:lang w:val="zh_CN" w:bidi="zh_CN"/>
+        </w:rPr>
+        <w:t xml:space="preserve"> 中被译为"dragon"（"龙"）或"whale"（"鲸鱼"），在其他版本中被译为"海兽"。然而，在</w:t>
+      </w:r>
+      <w:hyperlink r:id="rId70">
+        <w:r>
+          <w:rPr>
+            <w:lang w:val="zh_CN" w:bidi="zh_CN"/>
+          </w:rPr>
+          <w:rPr>
+            <w:color w:val="0000EE"/>
+            <w:u w:val="single"/>
+          </w:rPr>
+          <w:t>EXO 7:0</w:t>
+        </w:r>
+      </w:hyperlink>
+      <w:r>
+        <w:rPr>
+          <w:lang w:val="zh_CN" w:bidi="zh_CN"/>
+        </w:rPr>
+        <w:t xml:space="preserve"> 、</w:t>
+      </w:r>
+      <w:hyperlink r:id="rId45">
+        <w:r>
+          <w:rPr>
+            <w:lang w:val="zh_CN" w:bidi="zh_CN"/>
+          </w:rPr>
+          <w:rPr>
+            <w:color w:val="0000EE"/>
+            <w:u w:val="single"/>
+          </w:rPr>
+          <w:t>DEU 32:33</w:t>
+        </w:r>
+      </w:hyperlink>
+      <w:r>
+        <w:rPr>
+          <w:lang w:val="zh_CN" w:bidi="zh_CN"/>
+        </w:rPr>
+        <w:t xml:space="preserve"> 和</w:t>
+      </w:r>
+      <w:hyperlink r:id="rId46">
+        <w:r>
+          <w:rPr>
+            <w:lang w:val="zh_CN" w:bidi="zh_CN"/>
+          </w:rPr>
+          <w:rPr>
+            <w:color w:val="0000EE"/>
+            <w:u w:val="single"/>
+          </w:rPr>
+          <w:t>PSA 91:13</w:t>
+        </w:r>
+      </w:hyperlink>
+      <w:r>
+        <w:rPr>
+          <w:lang w:val="zh_CN" w:bidi="zh_CN"/>
+        </w:rPr>
+        <w:t xml:space="preserve"> 中，该词和另一个表示"蛇"的词平行对应，英文译本传统译为"serpent"或"snake"，《和》与《和修》均译为"大蛇"。</w:t>
       </w:r>
     </w:p>
     <w:p>
@@ -1695,7 +1823,39 @@
           <w:lang w:val="zh_CN" w:bidi="zh_CN"/>
         </w:rPr>
       </w:r>
-      <w:hyperlink r:id="rId38">
+      <w:r>
+        <w:rPr>
+          <w:lang w:val="zh_CN" w:bidi="zh_CN"/>
+        </w:rPr>
+        <w:t>虽然</w:t>
+      </w:r>
+      <w:r>
+        <w:rPr>
+          <w:i/>
+          <w:lang w:val="zh_CN" w:bidi="zh_CN"/>
+        </w:rPr>
+        <w:t>tanin</w:t>
+      </w:r>
+      <w:r>
+        <w:rPr>
+          <w:lang w:val="zh_CN" w:bidi="zh_CN"/>
+        </w:rPr>
+        <w:t xml:space="preserve"> 可能是指一个海兽，但在上面提到的经文中，这个词非常可能是指"蛇"。我们无法确定具体指的是哪种蛇，然而大多数学者认为，这个词在上述语境中的意思和更常见的</w:t>
+      </w:r>
+      <w:r>
+        <w:rPr>
+          <w:i/>
+          <w:lang w:val="zh_CN" w:bidi="zh_CN"/>
+        </w:rPr>
+        <w:t>nachash</w:t>
+      </w:r>
+      <w:r>
+        <w:rPr>
+          <w:lang w:val="zh_CN" w:bidi="zh_CN"/>
+        </w:rPr>
+        <w:t xml:space="preserve"> 一词相同。换句话说，这个词是蛇的另一个总称。另参</w:t>
+      </w:r>
+      <w:hyperlink r:id="rId71">
         <w:r>
           <w:rPr>
             <w:lang w:val="zh_CN" w:bidi="zh_CN"/>
@@ -1704,14 +1864,14 @@
             <w:color w:val="0000EE"/>
             <w:u w:val="single"/>
           </w:rPr>
-          <w:t>JER 46:22</w:t>
+          <w:t>7.2 龙、海兽 (dragon, sea monster)</w:t>
         </w:r>
       </w:hyperlink>
       <w:r>
         <w:rPr>
           <w:lang w:val="zh_CN" w:bidi="zh_CN"/>
         </w:rPr>
-        <w:t xml:space="preserve"> 的意思是："她（埃及）将像一条后退的蛇那样发出嘶嘶声。"</w:t>
+        <w:t xml:space="preserve"> 。</w:t>
       </w:r>
     </w:p>
     <w:p>
@@ -1721,7 +1881,26 @@
           <w:lang w:val="zh_CN" w:bidi="zh_CN"/>
         </w:rPr>
       </w:r>
-      <w:hyperlink r:id="rId33">
+      <w:r>
+        <w:rPr>
+          <w:lang w:val="zh_CN" w:bidi="zh_CN"/>
+        </w:rPr>
+        <w:t>有犹太学者在《出埃及记》注释书中提出了另外一种可能。他们注意到，虽然经文讲到摩西的杖在旷野变成了一条</w:t>
+      </w:r>
+      <w:r>
+        <w:rPr>
+          <w:i/>
+          <w:lang w:val="zh_CN" w:bidi="zh_CN"/>
+        </w:rPr>
+        <w:t>nahash</w:t>
+      </w:r>
+      <w:r>
+        <w:rPr>
+          <w:lang w:val="zh_CN" w:bidi="zh_CN"/>
+        </w:rPr>
+        <w:t xml:space="preserve"> ，但是在尼罗河岸（</w:t>
+      </w:r>
+      <w:hyperlink r:id="rId70">
         <w:r>
           <w:rPr>
             <w:lang w:val="zh_CN" w:bidi="zh_CN"/>
@@ -1730,14 +1909,71 @@
             <w:color w:val="0000EE"/>
             <w:u w:val="single"/>
           </w:rPr>
-          <w:t>ECC 10:11</w:t>
+          <w:t>EXO 7:0</w:t>
         </w:r>
       </w:hyperlink>
       <w:r>
         <w:rPr>
           <w:lang w:val="zh_CN" w:bidi="zh_CN"/>
         </w:rPr>
-        <w:t xml:space="preserve"> 的意思是："尚未行法术，蛇若咬人，行法术的人就得不到什么好处了。"</w:t>
+        <w:t xml:space="preserve"> ），亚伦的杖却是变成了一个</w:t>
+      </w:r>
+      <w:r>
+        <w:rPr>
+          <w:i/>
+          <w:lang w:val="zh_CN" w:bidi="zh_CN"/>
+        </w:rPr>
+        <w:t>tanin</w:t>
+      </w:r>
+      <w:r>
+        <w:rPr>
+          <w:lang w:val="zh_CN" w:bidi="zh_CN"/>
+        </w:rPr>
+        <w:t xml:space="preserve"> ，他们解释这是指"鳄鱼"。每一个神迹都符合具体的情境：旷野中的蛇，河边的鳄鱼。其中一位学者还指出，在</w:t>
+      </w:r>
+      <w:hyperlink r:id="rId72">
+        <w:r>
+          <w:rPr>
+            <w:lang w:val="zh_CN" w:bidi="zh_CN"/>
+          </w:rPr>
+          <w:rPr>
+            <w:color w:val="0000EE"/>
+            <w:u w:val="single"/>
+          </w:rPr>
+          <w:t>EZK 29:3</w:t>
+        </w:r>
+      </w:hyperlink>
+      <w:r>
+        <w:rPr>
+          <w:lang w:val="zh_CN" w:bidi="zh_CN"/>
+        </w:rPr>
+        <w:t xml:space="preserve"> 中，法老被称为"卧在自己江河中的大鳄鱼"（"海怪"原文作</w:t>
+      </w:r>
+      <w:r>
+        <w:rPr>
+          <w:i/>
+          <w:lang w:val="zh_CN" w:bidi="zh_CN"/>
+        </w:rPr>
+        <w:t>tanim</w:t>
+      </w:r>
+      <w:r>
+        <w:rPr>
+          <w:lang w:val="zh_CN" w:bidi="zh_CN"/>
+        </w:rPr>
+        <w:t xml:space="preserve"> &lt; </w:t>
+      </w:r>
+      <w:r>
+        <w:rPr>
+          <w:i/>
+          <w:lang w:val="zh_CN" w:bidi="zh_CN"/>
+        </w:rPr>
+        <w:t>tanin</w:t>
+      </w:r>
+      <w:r>
+        <w:rPr>
+          <w:lang w:val="zh_CN" w:bidi="zh_CN"/>
+        </w:rPr>
+        <w:t xml:space="preserve"> ），而且埃及人过去是崇拜鳄鱼的。虽然这种译法未被任何一个译本采用，但是仍应予以重视。</w:t>
       </w:r>
     </w:p>
     <w:p>
@@ -1751,46 +1987,22 @@
         <w:rPr>
           <w:lang w:val="zh_CN" w:bidi="zh_CN"/>
         </w:rPr>
-        <w:t>在大多数情况下，</w:t>
+        <w:t>希伯来文</w:t>
       </w:r>
       <w:r>
         <w:rPr>
           <w:i/>
           <w:lang w:val="zh_CN" w:bidi="zh_CN"/>
         </w:rPr>
-        <w:t>tanin</w:t>
-      </w:r>
-      <w:r>
-        <w:rPr>
-          <w:lang w:val="zh_CN" w:bidi="zh_CN"/>
-        </w:rPr>
-        <w:t xml:space="preserve"> 在</w:t>
-      </w:r>
-      <w:r>
-        <w:rPr>
-          <w:lang w:val="zh_CN" w:bidi="zh_CN"/>
-        </w:rPr>
-        <w:t>KJV</w:t>
-      </w:r>
-      <w:r>
-        <w:rPr>
-          <w:lang w:val="zh_CN" w:bidi="zh_CN"/>
-        </w:rPr>
-        <w:t xml:space="preserve"> 和</w:t>
-      </w:r>
-      <w:r>
-        <w:rPr>
-          <w:lang w:val="zh_CN" w:bidi="zh_CN"/>
-        </w:rPr>
-        <w:t>RSV</w:t>
-      </w:r>
-      <w:r>
-        <w:rPr>
-          <w:lang w:val="zh_CN" w:bidi="zh_CN"/>
-        </w:rPr>
-        <w:t xml:space="preserve"> 中被译为"dragon"（"龙"）或"whale"（"鲸鱼"），在其他版本中被译为"海兽"。然而，在</w:t>
-      </w:r>
-      <w:hyperlink r:id="rId71">
+        <w:t>qipoz</w:t>
+      </w:r>
+      <w:r>
+        <w:rPr>
+          <w:lang w:val="zh_CN" w:bidi="zh_CN"/>
+        </w:rPr>
+        <w:t xml:space="preserve"> 只出现在</w:t>
+      </w:r>
+      <w:hyperlink r:id="rId73">
         <w:r>
           <w:rPr>
             <w:lang w:val="zh_CN" w:bidi="zh_CN"/>
@@ -1799,347 +2011,106 @@
             <w:color w:val="0000EE"/>
             <w:u w:val="single"/>
           </w:rPr>
-          <w:t>EXO 7:0</w:t>
+          <w:t>ISA 34:15</w:t>
         </w:r>
       </w:hyperlink>
       <w:r>
         <w:rPr>
           <w:lang w:val="zh_CN" w:bidi="zh_CN"/>
         </w:rPr>
-        <w:t xml:space="preserve"> 、</w:t>
-      </w:r>
-      <w:hyperlink r:id="rId45">
-        <w:r>
-          <w:rPr>
-            <w:lang w:val="zh_CN" w:bidi="zh_CN"/>
-          </w:rPr>
-          <w:rPr>
-            <w:color w:val="0000EE"/>
-            <w:u w:val="single"/>
-          </w:rPr>
-          <w:t>DEU 32:33</w:t>
-        </w:r>
-      </w:hyperlink>
-      <w:r>
-        <w:rPr>
-          <w:lang w:val="zh_CN" w:bidi="zh_CN"/>
-        </w:rPr>
-        <w:t xml:space="preserve"> 和</w:t>
-      </w:r>
-      <w:hyperlink r:id="rId46">
-        <w:r>
-          <w:rPr>
-            <w:lang w:val="zh_CN" w:bidi="zh_CN"/>
-          </w:rPr>
-          <w:rPr>
-            <w:color w:val="0000EE"/>
-            <w:u w:val="single"/>
-          </w:rPr>
-          <w:t>PSA 91:13</w:t>
-        </w:r>
-      </w:hyperlink>
-      <w:r>
-        <w:rPr>
-          <w:lang w:val="zh_CN" w:bidi="zh_CN"/>
-        </w:rPr>
-        <w:t xml:space="preserve"> 中，该词和另一个表示"蛇"的词平行对应，英文译本传统译为"serpent"或"snake"，《和》与《和修》均译为"大蛇"。</w:t>
-      </w:r>
-    </w:p>
-    <w:p>
-      <w:pPr/>
-      <w:r>
-        <w:rPr>
-          <w:lang w:val="zh_CN" w:bidi="zh_CN"/>
-        </w:rPr>
-      </w:r>
-      <w:r>
-        <w:rPr>
-          <w:lang w:val="zh_CN" w:bidi="zh_CN"/>
-        </w:rPr>
-        <w:t>虽然</w:t>
+        <w:t xml:space="preserve"> 中，意思不确定，有些学者将其与蛇联系在一起。ERV 译为"arrowsnake"（"箭蛇"），</w:t>
+      </w:r>
+      <w:r>
+        <w:rPr>
+          <w:lang w:val="zh_CN" w:bidi="zh_CN"/>
+        </w:rPr>
+        <w:t>JB</w:t>
+      </w:r>
+      <w:r>
+        <w:rPr>
+          <w:lang w:val="zh_CN" w:bidi="zh_CN"/>
+        </w:rPr>
+        <w:t xml:space="preserve"> 译为"viper"（"蝰蛇"）。奇怪的是，"arrowsnake"这个名称之所以和</w:t>
       </w:r>
       <w:r>
         <w:rPr>
           <w:i/>
           <w:lang w:val="zh_CN" w:bidi="zh_CN"/>
         </w:rPr>
-        <w:t>tanin</w:t>
-      </w:r>
-      <w:r>
-        <w:rPr>
-          <w:lang w:val="zh_CN" w:bidi="zh_CN"/>
-        </w:rPr>
-        <w:t xml:space="preserve"> 可能是指一个海兽，但在上面提到的经文中，这个词非常可能是指"蛇"。我们无法确定具体指的是哪种蛇，然而大多数学者认为，这个词在上述语境中的意思和更常见的</w:t>
+        <w:t>qipoz</w:t>
+      </w:r>
+      <w:r>
+        <w:rPr>
+          <w:lang w:val="zh_CN" w:bidi="zh_CN"/>
+        </w:rPr>
+        <w:t xml:space="preserve"> 联系在一起，是因为据说这个希伯来文词语是由"跳跃"这个动词</w:t>
       </w:r>
       <w:r>
         <w:rPr>
           <w:i/>
           <w:lang w:val="zh_CN" w:bidi="zh_CN"/>
         </w:rPr>
-        <w:t>nachash</w:t>
-      </w:r>
-      <w:r>
-        <w:rPr>
-          <w:lang w:val="zh_CN" w:bidi="zh_CN"/>
-        </w:rPr>
-        <w:t xml:space="preserve"> 一词相同。换句话说，这个词是蛇的另一个总称。另参</w:t>
-      </w:r>
-      <w:hyperlink r:id="rId72">
-        <w:r>
-          <w:rPr>
-            <w:lang w:val="zh_CN" w:bidi="zh_CN"/>
-          </w:rPr>
-          <w:rPr>
-            <w:color w:val="0000EE"/>
-            <w:u w:val="single"/>
-          </w:rPr>
-          <w:t>7.2 龙、海兽 (dragon, sea monster)</w:t>
-        </w:r>
-      </w:hyperlink>
-      <w:r>
-        <w:rPr>
-          <w:lang w:val="zh_CN" w:bidi="zh_CN"/>
-        </w:rPr>
-        <w:t xml:space="preserve"> 。</w:t>
-      </w:r>
-    </w:p>
-    <w:p>
-      <w:pPr/>
-      <w:r>
-        <w:rPr>
-          <w:lang w:val="zh_CN" w:bidi="zh_CN"/>
-        </w:rPr>
-      </w:r>
-      <w:r>
-        <w:rPr>
-          <w:lang w:val="zh_CN" w:bidi="zh_CN"/>
-        </w:rPr>
-        <w:t>有犹太学者在《出埃及记》注释书中提出了另外一种可能。他们注意到，虽然经文讲到摩西的杖在旷野变成了一条</w:t>
+        <w:t>qafaz</w:t>
+      </w:r>
+      <w:r>
+        <w:rPr>
+          <w:lang w:val="zh_CN" w:bidi="zh_CN"/>
+        </w:rPr>
+        <w:t xml:space="preserve"> （</w:t>
       </w:r>
       <w:r>
         <w:rPr>
           <w:i/>
           <w:lang w:val="zh_CN" w:bidi="zh_CN"/>
         </w:rPr>
-        <w:t>nahash</w:t>
-      </w:r>
-      <w:r>
-        <w:rPr>
-          <w:lang w:val="zh_CN" w:bidi="zh_CN"/>
-        </w:rPr>
-        <w:t xml:space="preserve"> ，但是在尼罗河岸（</w:t>
-      </w:r>
-      <w:hyperlink r:id="rId71">
-        <w:r>
-          <w:rPr>
-            <w:lang w:val="zh_CN" w:bidi="zh_CN"/>
-          </w:rPr>
-          <w:rPr>
-            <w:color w:val="0000EE"/>
-            <w:u w:val="single"/>
-          </w:rPr>
-          <w:t>EXO 7:0</w:t>
-        </w:r>
-      </w:hyperlink>
-      <w:r>
-        <w:rPr>
-          <w:lang w:val="zh_CN" w:bidi="zh_CN"/>
-        </w:rPr>
-        <w:t xml:space="preserve"> ），亚伦的杖却是变成了一个</w:t>
+        <w:t>qafats</w:t>
+      </w:r>
+      <w:r>
+        <w:rPr>
+          <w:lang w:val="zh_CN" w:bidi="zh_CN"/>
+        </w:rPr>
+        <w:t xml:space="preserve"> ）衍生来的。《圣经中的动物和植物》（</w:t>
       </w:r>
       <w:r>
         <w:rPr>
           <w:i/>
           <w:lang w:val="zh_CN" w:bidi="zh_CN"/>
         </w:rPr>
-        <w:t>tanin</w:t>
-      </w:r>
-      <w:r>
-        <w:rPr>
-          <w:lang w:val="zh_CN" w:bidi="zh_CN"/>
-        </w:rPr>
-        <w:t xml:space="preserve"> ，他们解释这是指"鳄鱼"。每一个神迹都符合具体的情境：旷野中的蛇，河边的鳄鱼。其中一位学者还指出，在</w:t>
-      </w:r>
-      <w:hyperlink r:id="rId73">
-        <w:r>
-          <w:rPr>
-            <w:lang w:val="zh_CN" w:bidi="zh_CN"/>
-          </w:rPr>
-          <w:rPr>
-            <w:color w:val="0000EE"/>
-            <w:u w:val="single"/>
-          </w:rPr>
-          <w:t>EZK 29:3</w:t>
-        </w:r>
-      </w:hyperlink>
-      <w:r>
-        <w:rPr>
-          <w:lang w:val="zh_CN" w:bidi="zh_CN"/>
-        </w:rPr>
-        <w:t xml:space="preserve"> 中，法老被称为"卧在自己江河中的大鳄鱼"（"海怪"原文作</w:t>
+        <w:t>Fauna and Flora of the Bible</w:t>
+      </w:r>
+      <w:r>
+        <w:rPr>
+          <w:lang w:val="zh_CN" w:bidi="zh_CN"/>
+        </w:rPr>
+        <w:t xml:space="preserve"> ）甚至提供了这个说明："箭蛇能把自己的身体向后盘绕，然后像箭一样向前飞跃，或者从树上跃起。"事实上，箭蛇（学名</w:t>
       </w:r>
       <w:r>
         <w:rPr>
           <w:i/>
           <w:lang w:val="zh_CN" w:bidi="zh_CN"/>
         </w:rPr>
-        <w:t>tanim</w:t>
-      </w:r>
-      <w:r>
-        <w:rPr>
-          <w:lang w:val="zh_CN" w:bidi="zh_CN"/>
-        </w:rPr>
-        <w:t xml:space="preserve"> &lt; </w:t>
+        <w:t>Eryx jaculus</w:t>
+      </w:r>
+      <w:r>
+        <w:rPr>
+          <w:lang w:val="zh_CN" w:bidi="zh_CN"/>
+        </w:rPr>
+        <w:t xml:space="preserve"> ）更准确的名字是标枪沙蟒，并且叫这个名字不是因为它能跳跃，而是因为它的头很小，以致很难和它的细尾巴区分；也就是说，它的身体比较粗壮，两端是尖的，就像标枪一样。标枪沙蟒属于一种称为大蟒的蛇类，这类蛇会紧紧缠住猎物，使猎物窒息而死。箭蛇栖息在沙子和岩石中间，而不是树上，爬行缓慢，长约75厘米（30英寸）。然而，这节经文的语境，以及该节中的诗歌体平行句所用的词语，都有力地表明，把</w:t>
       </w:r>
       <w:r>
         <w:rPr>
           <w:i/>
           <w:lang w:val="zh_CN" w:bidi="zh_CN"/>
         </w:rPr>
-        <w:t>tanin</w:t>
-      </w:r>
-      <w:r>
-        <w:rPr>
-          <w:lang w:val="zh_CN" w:bidi="zh_CN"/>
-        </w:rPr>
-        <w:t xml:space="preserve"> ），而且埃及人过去是崇拜鳄鱼的。虽然这种译法未被任何一个译本采用，但是仍应予以重视。</w:t>
-      </w:r>
-    </w:p>
-    <w:p>
-      <w:pPr/>
-      <w:r>
-        <w:rPr>
-          <w:lang w:val="zh_CN" w:bidi="zh_CN"/>
-        </w:rPr>
-      </w:r>
-      <w:r>
-        <w:rPr>
-          <w:lang w:val="zh_CN" w:bidi="zh_CN"/>
-        </w:rPr>
-        <w:t>希伯来文</w:t>
-      </w:r>
-      <w:r>
-        <w:rPr>
-          <w:i/>
-          <w:lang w:val="zh_CN" w:bidi="zh_CN"/>
-        </w:rPr>
         <w:t>qipoz</w:t>
       </w:r>
       <w:r>
         <w:rPr>
           <w:lang w:val="zh_CN" w:bidi="zh_CN"/>
         </w:rPr>
-        <w:t xml:space="preserve"> 只出现在</w:t>
+        <w:t xml:space="preserve"> 解释为一种鸟是更恰当的。参</w:t>
       </w:r>
       <w:hyperlink r:id="rId74">
-        <w:r>
-          <w:rPr>
-            <w:lang w:val="zh_CN" w:bidi="zh_CN"/>
-          </w:rPr>
-          <w:rPr>
-            <w:color w:val="0000EE"/>
-            <w:u w:val="single"/>
-          </w:rPr>
-          <w:t>ISA 34:15</w:t>
-        </w:r>
-      </w:hyperlink>
-      <w:r>
-        <w:rPr>
-          <w:lang w:val="zh_CN" w:bidi="zh_CN"/>
-        </w:rPr>
-        <w:t xml:space="preserve"> 中，意思不确定，有些学者将其与蛇联系在一起。ERV 译为"arrowsnake"（"箭蛇"），</w:t>
-      </w:r>
-      <w:r>
-        <w:rPr>
-          <w:lang w:val="zh_CN" w:bidi="zh_CN"/>
-        </w:rPr>
-        <w:t>JB</w:t>
-      </w:r>
-      <w:r>
-        <w:rPr>
-          <w:lang w:val="zh_CN" w:bidi="zh_CN"/>
-        </w:rPr>
-        <w:t xml:space="preserve"> 译为"viper"（"蝰蛇"）。奇怪的是，"arrowsnake"这个名称之所以和</w:t>
-      </w:r>
-      <w:r>
-        <w:rPr>
-          <w:i/>
-          <w:lang w:val="zh_CN" w:bidi="zh_CN"/>
-        </w:rPr>
-        <w:t>qipoz</w:t>
-      </w:r>
-      <w:r>
-        <w:rPr>
-          <w:lang w:val="zh_CN" w:bidi="zh_CN"/>
-        </w:rPr>
-        <w:t xml:space="preserve"> 联系在一起，是因为据说这个希伯来文词语是由"跳跃"这个动词</w:t>
-      </w:r>
-      <w:r>
-        <w:rPr>
-          <w:i/>
-          <w:lang w:val="zh_CN" w:bidi="zh_CN"/>
-        </w:rPr>
-        <w:t>qafaz</w:t>
-      </w:r>
-      <w:r>
-        <w:rPr>
-          <w:lang w:val="zh_CN" w:bidi="zh_CN"/>
-        </w:rPr>
-        <w:t xml:space="preserve"> （</w:t>
-      </w:r>
-      <w:r>
-        <w:rPr>
-          <w:i/>
-          <w:lang w:val="zh_CN" w:bidi="zh_CN"/>
-        </w:rPr>
-        <w:t>qafats</w:t>
-      </w:r>
-      <w:r>
-        <w:rPr>
-          <w:lang w:val="zh_CN" w:bidi="zh_CN"/>
-        </w:rPr>
-        <w:t xml:space="preserve"> ）衍生来的。《圣经中的动物和植物》（</w:t>
-      </w:r>
-      <w:r>
-        <w:rPr>
-          <w:i/>
-          <w:lang w:val="zh_CN" w:bidi="zh_CN"/>
-        </w:rPr>
-        <w:t>Fauna and Flora of the Bible</w:t>
-      </w:r>
-      <w:r>
-        <w:rPr>
-          <w:lang w:val="zh_CN" w:bidi="zh_CN"/>
-        </w:rPr>
-        <w:t xml:space="preserve"> ）甚至提供了这个说明："箭蛇能把自己的身体向后盘绕，然后像箭一样向前飞跃，或者从树上跃起。"事实上，箭蛇（学名</w:t>
-      </w:r>
-      <w:r>
-        <w:rPr>
-          <w:i/>
-          <w:lang w:val="zh_CN" w:bidi="zh_CN"/>
-        </w:rPr>
-        <w:t>Eryx jaculus</w:t>
-      </w:r>
-      <w:r>
-        <w:rPr>
-          <w:lang w:val="zh_CN" w:bidi="zh_CN"/>
-        </w:rPr>
-        <w:t xml:space="preserve"> ）更准确的名字是标枪沙蟒，并且叫这个名字不是因为它能跳跃，而是因为它的头很小，以致很难和它的细尾巴区分；也就是说，它的身体比较粗壮，两端是尖的，就像标枪一样。标枪沙蟒属于一种称为大蟒的蛇类，这类蛇会紧紧缠住猎物，使猎物窒息而死。箭蛇栖息在沙子和岩石中间，而不是树上，爬行缓慢，长约75厘米（30英寸）。然而，这节经文的语境，以及该节中的诗歌体平行句所用的词语，都有力地表明，把</w:t>
-      </w:r>
-      <w:r>
-        <w:rPr>
-          <w:i/>
-          <w:lang w:val="zh_CN" w:bidi="zh_CN"/>
-        </w:rPr>
-        <w:t>qipoz</w:t>
-      </w:r>
-      <w:r>
-        <w:rPr>
-          <w:lang w:val="zh_CN" w:bidi="zh_CN"/>
-        </w:rPr>
-        <w:t xml:space="preserve"> 解释为一种鸟是更恰当的。参</w:t>
-      </w:r>
-      <w:hyperlink r:id="rId75">
         <w:r>
           <w:rPr>
             <w:lang w:val="zh_CN" w:bidi="zh_CN"/>
